--- a/templates/W3-02-02C.docx
+++ b/templates/W3-02-02C.docx
@@ -151,7 +151,7 @@
                 <w:rFonts w:ascii="標楷體" w:eastAsia="標楷體" w:hAnsi="標楷體" w:cs="標楷體" w:hint="eastAsia"/>
                 <w:b/>
               </w:rPr>
-              <w:t>■</w:t>
+              <w:t>{{FIRSTCK}}</w:t>
             </w:r>
             <w:r>
               <w:rPr>
@@ -165,7 +165,7 @@
                 <w:rFonts w:ascii="標楷體" w:eastAsia="標楷體" w:hAnsi="標楷體" w:cs="標楷體" w:hint="eastAsia"/>
                 <w:b/>
               </w:rPr>
-              <w:t>□</w:t>
+              <w:t>{{RECK}}</w:t>
             </w:r>
             <w:r>
               <w:rPr>

--- a/templates/W3-02-02C.docx
+++ b/templates/W3-02-02C.docx
@@ -55,7 +55,7 @@
                 <w:sz w:val="28"/>
                 <w:szCs w:val="28"/>
               </w:rPr>
-              <w:t xml:space="preserve">({{ORG}})移動式起重機</w:t>
+              <w:t xml:space="preserve">{{ORG}}移動式起重機</w:t>
             </w:r>
             <w:r>
               <w:rPr>
